--- a/chapters/coding-agents.docx
+++ b/chapters/coding-agents.docx
@@ -15,7 +15,7 @@
         <w:pStyle w:val="Date"/>
       </w:pPr>
       <w:r>
-        <w:t xml:space="preserve">Last modified: 2026-07-15 23:18:00 (PDT)</w:t>
+        <w:t xml:space="preserve">Last modified: 2026-07-22 00:47:15 (PDT)</w:t>
       </w:r>
     </w:p>
     <w:p>
